--- a/docs/TDOT-Case-Officer-Daily-Operations-Guide.docx
+++ b/docs/TDOT-Case-Officer-Daily-Operations-Guide.docx
@@ -984,6 +984,68 @@
     </w:tbl>
     <w:p>
       <w:pPr>
+        <w:pStyle w:val="Heading3"/>
+        <w:spacing w:before="200" w:after="100"/>
+      </w:pPr>
+      <w:r>
+        <w:t>If the Document Does Not Exist for This Client</w:t>
+      </w:r>
+    </w:p>
+    <w:p>
+      <w:pPr>
+        <w:spacing w:before="60" w:after="60"/>
+      </w:pPr>
+      <w:r>
+        <w:t>Some checklist items do not exist for a particular client (for example a marriage certificate for a single applicant). Do NOT leave such an item Missing, and do NOT write the reason in Review Notes — a Review Note emails the client to re-upload.</w:t>
+      </w:r>
+    </w:p>
+    <w:p>
+      <w:pPr>
+        <w:pStyle w:val="ListParagraph"/>
+        <w:spacing w:before="20" w:after="20"/>
+      </w:pPr>
+      <w:r>
+        <w:t>On the review page (or the case cockpit) press "Doesn't apply" and type the reason. The app sets Document Status to "Not Applicable", records the reason with your name and the time, and posts a note on the case.</w:t>
+      </w:r>
+    </w:p>
+    <w:p>
+      <w:pPr>
+        <w:pStyle w:val="ListParagraph"/>
+        <w:spacing w:before="20" w:after="20"/>
+      </w:pPr>
+      <w:r>
+        <w:t>The item stays on the checklist, greyed, and is left out of the "X of Y" counts and the readiness %. The client sees "Not needed for your application — confirmed by your case officer" and cannot upload to it.</w:t>
+      </w:r>
+    </w:p>
+    <w:p>
+      <w:pPr>
+        <w:pStyle w:val="ListParagraph"/>
+        <w:spacing w:before="20" w:after="20"/>
+      </w:pPr>
+      <w:r>
+        <w:t>Only for a document that does not exist for the client. A file you received by email is uploaded into its row and reviewed as usual.</w:t>
+      </w:r>
+    </w:p>
+    <w:p>
+      <w:pPr>
+        <w:pStyle w:val="ListParagraph"/>
+        <w:spacing w:before="20" w:after="20"/>
+      </w:pPr>
+      <w:r>
+        <w:t>Changed your mind, or the client uploads it anyway? Press "Applies again" — the item is back on the checklist and the reason is cleared (no email is sent).</w:t>
+      </w:r>
+    </w:p>
+    <w:p>
+      <w:pPr>
+        <w:pStyle w:val="ListParagraph"/>
+        <w:spacing w:before="20" w:after="20"/>
+      </w:pPr>
+      <w:r>
+        <w:t>If you set "Not Applicable" by hand in Monday, add the reason in the "Not Applicable Reason" column yourself — the app will ask for it on the row.</w:t>
+      </w:r>
+    </w:p>
+    <w:p>
+      <w:pPr>
         <w:pStyle w:val="Heading2"/>
         <w:spacing w:after="140" w:before="280"/>
       </w:pPr>
@@ -2116,7 +2178,7 @@
           <w:sz w:val="21"/>
           <w:szCs w:val="21"/>
         </w:rPr>
-        <w:t xml:space="preserve">Each item shows its current status (Missing, Received, Reviewed, Rework Required)</w:t>
+        <w:t>Each item shows its current status (Missing, Received, Reviewed, Rework Required, Not Applicable)</w:t>
       </w:r>
     </w:p>
     <w:p>

--- a/docs/TDOT-Case-Officer-Daily-Operations-Guide.docx
+++ b/docs/TDOT-Case-Officer-Daily-Operations-Guide.docx
@@ -1042,6 +1042,15 @@
       </w:pPr>
       <w:r>
         <w:t>If you set "Not Applicable" by hand in Monday, add the reason in the "Not Applicable Reason" column yourself — the app will ask for it on the row.</w:t>
+      </w:r>
+    </w:p>
+    <w:p>
+      <w:pPr>
+        <w:pStyle w:val="ListParagraph"/>
+        <w:spacing w:before="20" w:after="20"/>
+      </w:pPr>
+      <w:r>
+        <w:t>Optional documents ("if applicable", "(Optional)", "If student …") are tagged "Optional" for the client and count toward the % only once uploaded — you do not need to mark them Not Applicable when the client simply has none.</w:t>
       </w:r>
     </w:p>
     <w:p>
